--- a/subject-program-library/programs/Footstool-50-Period-Teaching-Program-v2.0-Network-Benchmark.docx
+++ b/subject-program-library/programs/Footstool-50-Period-Teaching-Program-v2.0-Network-Benchmark.docx
@@ -110,7 +110,7 @@
                 <w:color w:val="FFFFFF"/>
                 <w:sz w:val="19"/>
               </w:rPr>
-              <w:t>School-developed Stage 4 introductory elective</w:t>
+              <w:t>50-period introductory unit within a 100-hour elective</w:t>
             </w:r>
           </w:p>
         </w:tc>
@@ -634,7 +634,7 @@
                 <w:color w:val="174829"/>
                 <w:sz w:val="19"/>
               </w:rPr>
-              <w:t>This unit alone is not the NESA 100-hour elective</w:t>
+              <w:t>Pair with sufficient additional study to complete 100 hours</w:t>
             </w:r>
           </w:p>
         </w:tc>
@@ -675,7 +675,7 @@
                 <w:color w:val="174829"/>
                 <w:sz w:val="19"/>
               </w:rPr>
-              <w:t>The complete official outcome set appears below. Period rows identify the outcomes directly supported by this 50-period unit. INT5-IND-01 is not claimed as delivered by the current site and must be mapped elsewhere if this unit contributes to a full 100-hour elective.</w:t>
+              <w:t>The official Stage 5 outcomes appear below. Stage 4 adjustment advice is recorded separately and is not presented as an outcome code. Period rows identify the outcomes directly supported by this 50-period unit. INT5-IND-01 is not claimed as delivered by the current site and must be mapped in the additional study that completes the 100-hour elective.</w:t>
             </w:r>
           </w:p>
         </w:tc>
@@ -693,7 +693,7 @@
           <w:color w:val="174829"/>
           <w:sz w:val="23"/>
         </w:rPr>
-        <w:t>Official Stage 4 adjustment and Stage 5 outcomes</w:t>
+        <w:t>Official Stage 5 outcomes</w:t>
       </w:r>
     </w:p>
     <w:tbl>
@@ -848,7 +848,7 @@
                 <w:color w:val="243024"/>
                 <w:sz w:val="19"/>
               </w:rPr>
-              <w:t>INT4-ADJ-01</w:t>
+              <w:t>INT5-SAF-01</w:t>
             </w:r>
           </w:p>
         </w:tc>
@@ -876,7 +876,7 @@
                 <w:color w:val="243024"/>
                 <w:sz w:val="19"/>
               </w:rPr>
-              <w:t>in Stage 4 teachers may adjust the Stage 5 outcomes as appropriate to the needs of students in Years 7 and 8</w:t>
+              <w:t>applies risk management and safe work practices in industrial technology contexts</w:t>
             </w:r>
           </w:p>
         </w:tc>
@@ -904,7 +904,7 @@
                 <w:color w:val="243024"/>
                 <w:sz w:val="19"/>
               </w:rPr>
-              <w:t>INT5-USE-01</w:t>
+              <w:t>INT5-EVL-01</w:t>
             </w:r>
           </w:p>
         </w:tc>
@@ -932,7 +932,7 @@
                 <w:color w:val="243024"/>
                 <w:sz w:val="19"/>
               </w:rPr>
-              <w:t>selects and justifies the use of materials, tools and equipment to undertake projects</w:t>
+              <w:t>evaluates the functional, aesthetic, economic and environmental qualities of products</w:t>
             </w:r>
           </w:p>
         </w:tc>
@@ -962,7 +962,7 @@
                 <w:color w:val="243024"/>
                 <w:sz w:val="19"/>
               </w:rPr>
-              <w:t>INT5-SAF-01</w:t>
+              <w:t>INT5-COM-01</w:t>
             </w:r>
           </w:p>
         </w:tc>
@@ -990,7 +990,7 @@
                 <w:color w:val="243024"/>
                 <w:sz w:val="19"/>
               </w:rPr>
-              <w:t>applies risk management and safe work practices in industrial technology contexts</w:t>
+              <w:t>communicates ideas and processes in industrial technology contexts</w:t>
             </w:r>
           </w:p>
         </w:tc>
@@ -1018,7 +1018,7 @@
                 <w:color w:val="243024"/>
                 <w:sz w:val="19"/>
               </w:rPr>
-              <w:t>INT5-EVL-01</w:t>
+              <w:t>INT5-INP-01</w:t>
             </w:r>
           </w:p>
         </w:tc>
@@ -1046,7 +1046,7 @@
                 <w:color w:val="243024"/>
                 <w:sz w:val="19"/>
               </w:rPr>
-              <w:t>evaluates the functional, aesthetic, economic and environmental qualities of products</w:t>
+              <w:t>analyses and applies a range of industrial processes in production contexts</w:t>
             </w:r>
           </w:p>
         </w:tc>
@@ -1076,7 +1076,7 @@
                 <w:color w:val="243024"/>
                 <w:sz w:val="19"/>
               </w:rPr>
-              <w:t>INT5-COM-01</w:t>
+              <w:t>INT5-ENV-01</w:t>
             </w:r>
           </w:p>
         </w:tc>
@@ -1104,7 +1104,7 @@
                 <w:color w:val="243024"/>
                 <w:sz w:val="19"/>
               </w:rPr>
-              <w:t>communicates ideas and processes in industrial technology contexts</w:t>
+              <w:t>assesses the impact of industrial activities and practices on society and the environment</w:t>
             </w:r>
           </w:p>
         </w:tc>
@@ -1132,7 +1132,7 @@
                 <w:color w:val="243024"/>
                 <w:sz w:val="19"/>
               </w:rPr>
-              <w:t>INT5-INP-01</w:t>
+              <w:t>INT5-PRO-01</w:t>
             </w:r>
           </w:p>
         </w:tc>
@@ -1160,7 +1160,7 @@
                 <w:color w:val="243024"/>
                 <w:sz w:val="19"/>
               </w:rPr>
-              <w:t>analyses and applies a range of industrial processes in production contexts</w:t>
+              <w:t>demonstrates practical skills in the production of projects</w:t>
             </w:r>
           </w:p>
         </w:tc>
@@ -1190,7 +1190,7 @@
                 <w:color w:val="243024"/>
                 <w:sz w:val="19"/>
               </w:rPr>
-              <w:t>INT5-ENV-01</w:t>
+              <w:t>INT5-DES-01</w:t>
             </w:r>
           </w:p>
         </w:tc>
@@ -1218,7 +1218,7 @@
                 <w:color w:val="243024"/>
                 <w:sz w:val="19"/>
               </w:rPr>
-              <w:t>assesses the impact of industrial activities and practices on society and the environment</w:t>
+              <w:t>selects and applies design, project management and technical skills in project production</w:t>
             </w:r>
           </w:p>
         </w:tc>
@@ -1246,7 +1246,7 @@
                 <w:color w:val="243024"/>
                 <w:sz w:val="19"/>
               </w:rPr>
-              <w:t>INT5-PRO-01</w:t>
+              <w:t>INT5-IND-01</w:t>
             </w:r>
           </w:p>
         </w:tc>
@@ -1274,7 +1274,7 @@
                 <w:color w:val="243024"/>
                 <w:sz w:val="19"/>
               </w:rPr>
-              <w:t>demonstrates practical skills in the production of projects</w:t>
+              <w:t>investigates and explains a range of industry careers, enterprise opportunities and practices</w:t>
             </w:r>
           </w:p>
         </w:tc>
@@ -1304,7 +1304,7 @@
                 <w:color w:val="243024"/>
                 <w:sz w:val="19"/>
               </w:rPr>
-              <w:t>INT5-DES-01</w:t>
+              <w:t>INT5-USE-01</w:t>
             </w:r>
           </w:p>
         </w:tc>
@@ -1332,7 +1332,7 @@
                 <w:color w:val="243024"/>
                 <w:sz w:val="19"/>
               </w:rPr>
-              <w:t>selects and applies design, project management and technical skills in project production</w:t>
+              <w:t>selects and justifies the use of materials, tools and equipment to undertake projects</w:t>
             </w:r>
           </w:p>
         </w:tc>
@@ -1360,7 +1360,6 @@
                 <w:color w:val="243024"/>
                 <w:sz w:val="19"/>
               </w:rPr>
-              <w:t>INT5-IND-01</w:t>
             </w:r>
           </w:p>
         </w:tc>
@@ -1388,7 +1387,6 @@
                 <w:color w:val="243024"/>
                 <w:sz w:val="19"/>
               </w:rPr>
-              <w:t>investigates and explains a range of industry careers, enterprise opportunities and practices</w:t>
             </w:r>
           </w:p>
         </w:tc>
@@ -2636,7 +2634,7 @@
                 <w:color w:val="FFFFFF"/>
                 <w:sz w:val="19"/>
               </w:rPr>
-              <w:t>Syllabus alignment</w:t>
+              <w:t>Syllabus content</w:t>
             </w:r>
           </w:p>
         </w:tc>
@@ -2664,7 +2662,7 @@
                 <w:color w:val="FFFFFF"/>
                 <w:sz w:val="19"/>
               </w:rPr>
-              <w:t>What the teacher checks</w:t>
+              <w:t>Evidence / outcomes</w:t>
             </w:r>
           </w:p>
         </w:tc>
@@ -4736,7 +4734,7 @@
                 <w:color w:val="FFFFFF"/>
                 <w:sz w:val="19"/>
               </w:rPr>
-              <w:t>Syllabus alignment</w:t>
+              <w:t>Syllabus content</w:t>
             </w:r>
           </w:p>
         </w:tc>
@@ -4764,7 +4762,7 @@
                 <w:color w:val="FFFFFF"/>
                 <w:sz w:val="19"/>
               </w:rPr>
-              <w:t>What the teacher checks</w:t>
+              <w:t>Evidence / outcomes</w:t>
             </w:r>
           </w:p>
         </w:tc>
@@ -6836,7 +6834,7 @@
                 <w:color w:val="FFFFFF"/>
                 <w:sz w:val="19"/>
               </w:rPr>
-              <w:t>Syllabus alignment</w:t>
+              <w:t>Syllabus content</w:t>
             </w:r>
           </w:p>
         </w:tc>
@@ -6864,7 +6862,7 @@
                 <w:color w:val="FFFFFF"/>
                 <w:sz w:val="19"/>
               </w:rPr>
-              <w:t>What the teacher checks</w:t>
+              <w:t>Evidence / outcomes</w:t>
             </w:r>
           </w:p>
         </w:tc>
@@ -8936,7 +8934,7 @@
                 <w:color w:val="FFFFFF"/>
                 <w:sz w:val="19"/>
               </w:rPr>
-              <w:t>Syllabus alignment</w:t>
+              <w:t>Syllabus content</w:t>
             </w:r>
           </w:p>
         </w:tc>
@@ -8964,7 +8962,7 @@
                 <w:color w:val="FFFFFF"/>
                 <w:sz w:val="19"/>
               </w:rPr>
-              <w:t>What the teacher checks</w:t>
+              <w:t>Evidence / outcomes</w:t>
             </w:r>
           </w:p>
         </w:tc>
@@ -11036,7 +11034,7 @@
                 <w:color w:val="FFFFFF"/>
                 <w:sz w:val="19"/>
               </w:rPr>
-              <w:t>Syllabus alignment</w:t>
+              <w:t>Syllabus content</w:t>
             </w:r>
           </w:p>
         </w:tc>
@@ -11064,7 +11062,7 @@
                 <w:color w:val="FFFFFF"/>
                 <w:sz w:val="19"/>
               </w:rPr>
-              <w:t>What the teacher checks</w:t>
+              <w:t>Evidence / outcomes</w:t>
             </w:r>
           </w:p>
         </w:tc>
